--- a/docs/questions/qs-introtointegration.docx
+++ b/docs/questions/qs-introtointegration.docx
@@ -52,7 +52,7 @@
         </w:rPr>
         <w:t xml:space="preserve"> </w:t>
       </w:r>
-      <w:hyperlink r:id="rId20">
+      <w:hyperlink r:id="rId9">
         <w:r>
           <w:rPr>
             <w:rStyle w:val="Hyperlink"/>
@@ -63,7 +63,7 @@
         </w:r>
       </w:hyperlink>
     </w:p>
-    <w:bookmarkStart w:id="21" w:name="q1"/>
+    <w:bookmarkStart w:id="10" w:name="q1"/>
     <w:p>
       <w:pPr>
         <w:pStyle w:val="Heading2"/>
@@ -898,8 +898,8 @@
         </m:r>
       </m:oMath>
     </w:p>
-    <w:bookmarkEnd w:id="21"/>
-    <w:bookmarkStart w:id="22" w:name="q2"/>
+    <w:bookmarkEnd w:id="10"/>
+    <w:bookmarkStart w:id="11" w:name="q2"/>
     <w:p>
       <w:pPr>
         <w:pStyle w:val="Heading2"/>
@@ -1214,19 +1214,21 @@
           </m:rPr>
           <m:t>cos</m:t>
         </m:r>
-        <m:d>
-          <m:dPr>
-            <m:begChr m:val="("/>
-            <m:sepChr m:val=""/>
-            <m:endChr m:val=")"/>
-            <m:grow/>
-          </m:dPr>
-          <m:e>
-            <m:r>
-              <m:t>x</m:t>
-            </m:r>
-          </m:e>
-        </m:d>
+        <m:r>
+          <m:rPr>
+            <m:sty m:val="p"/>
+          </m:rPr>
+          <m:t>(</m:t>
+        </m:r>
+        <m:r>
+          <m:t>x</m:t>
+        </m:r>
+        <m:r>
+          <m:rPr>
+            <m:sty m:val="p"/>
+          </m:rPr>
+          <m:t>)</m:t>
+        </m:r>
         <m:r>
           <m:t> </m:t>
         </m:r>
@@ -1267,22 +1269,24 @@
           </m:rPr>
           <m:t>sin</m:t>
         </m:r>
-        <m:d>
-          <m:dPr>
-            <m:begChr m:val="("/>
-            <m:sepChr m:val=""/>
-            <m:endChr m:val=")"/>
-            <m:grow/>
-          </m:dPr>
-          <m:e>
-            <m:r>
-              <m:t>2</m:t>
-            </m:r>
-            <m:r>
-              <m:t>x</m:t>
-            </m:r>
-          </m:e>
-        </m:d>
+        <m:r>
+          <m:rPr>
+            <m:sty m:val="p"/>
+          </m:rPr>
+          <m:t>(</m:t>
+        </m:r>
+        <m:r>
+          <m:t>2</m:t>
+        </m:r>
+        <m:r>
+          <m:t>x</m:t>
+        </m:r>
+        <m:r>
+          <m:rPr>
+            <m:sty m:val="p"/>
+          </m:rPr>
+          <m:t>)</m:t>
+        </m:r>
         <m:r>
           <m:t> </m:t>
         </m:r>
@@ -1338,19 +1342,21 @@
           </m:rPr>
           <m:t>cos</m:t>
         </m:r>
-        <m:d>
-          <m:dPr>
-            <m:begChr m:val="("/>
-            <m:sepChr m:val=""/>
-            <m:endChr m:val=")"/>
-            <m:grow/>
-          </m:dPr>
-          <m:e>
-            <m:r>
-              <m:t>x</m:t>
-            </m:r>
-          </m:e>
-        </m:d>
+        <m:r>
+          <m:rPr>
+            <m:sty m:val="p"/>
+          </m:rPr>
+          <m:t>(</m:t>
+        </m:r>
+        <m:r>
+          <m:t>x</m:t>
+        </m:r>
+        <m:r>
+          <m:rPr>
+            <m:sty m:val="p"/>
+          </m:rPr>
+          <m:t>)</m:t>
+        </m:r>
         <m:r>
           <m:t> </m:t>
         </m:r>
@@ -1391,22 +1397,24 @@
           </m:rPr>
           <m:t>cos</m:t>
         </m:r>
-        <m:d>
-          <m:dPr>
-            <m:begChr m:val="("/>
-            <m:sepChr m:val=""/>
-            <m:endChr m:val=")"/>
-            <m:grow/>
-          </m:dPr>
-          <m:e>
-            <m:r>
-              <m:t>3</m:t>
-            </m:r>
-            <m:r>
-              <m:t>x</m:t>
-            </m:r>
-          </m:e>
-        </m:d>
+        <m:r>
+          <m:rPr>
+            <m:sty m:val="p"/>
+          </m:rPr>
+          <m:t>(</m:t>
+        </m:r>
+        <m:r>
+          <m:t>3</m:t>
+        </m:r>
+        <m:r>
+          <m:t>x</m:t>
+        </m:r>
+        <m:r>
+          <m:rPr>
+            <m:sty m:val="p"/>
+          </m:rPr>
+          <m:t>)</m:t>
+        </m:r>
         <m:r>
           <m:t> </m:t>
         </m:r>
@@ -1486,8 +1494,8 @@
         </m:r>
       </m:oMath>
     </w:p>
-    <w:bookmarkEnd w:id="22"/>
-    <w:bookmarkStart w:id="24" w:name="q3"/>
+    <w:bookmarkEnd w:id="11"/>
+    <w:bookmarkStart w:id="13" w:name="q3"/>
     <w:p>
       <w:pPr>
         <w:pStyle w:val="Heading2"/>
@@ -1794,19 +1802,21 @@
               </m:rPr>
               <m:t>ln</m:t>
             </m:r>
-            <m:d>
-              <m:dPr>
-                <m:begChr m:val="("/>
-                <m:sepChr m:val=""/>
-                <m:endChr m:val=")"/>
-                <m:grow/>
-              </m:dPr>
-              <m:e>
-                <m:r>
-                  <m:t>3</m:t>
-                </m:r>
-              </m:e>
-            </m:d>
+            <m:r>
+              <m:rPr>
+                <m:sty m:val="p"/>
+              </m:rPr>
+              <m:t>(</m:t>
+            </m:r>
+            <m:r>
+              <m:t>3</m:t>
+            </m:r>
+            <m:r>
+              <m:rPr>
+                <m:sty m:val="p"/>
+              </m:rPr>
+              <m:t>)</m:t>
+            </m:r>
           </m:sup>
           <m:e>
             <m:r>
@@ -2255,19 +2265,21 @@
             </m:r>
           </m:e>
         </m:nary>
-        <m:d>
-          <m:dPr>
-            <m:begChr m:val="("/>
-            <m:sepChr m:val=""/>
-            <m:endChr m:val=")"/>
-            <m:grow/>
-          </m:dPr>
-          <m:e>
-            <m:r>
-              <m:t>x</m:t>
-            </m:r>
-          </m:e>
-        </m:d>
+        <m:r>
+          <m:rPr>
+            <m:sty m:val="p"/>
+          </m:rPr>
+          <m:t>(</m:t>
+        </m:r>
+        <m:r>
+          <m:t>x</m:t>
+        </m:r>
+        <m:r>
+          <m:rPr>
+            <m:sty m:val="p"/>
+          </m:rPr>
+          <m:t>)</m:t>
+        </m:r>
         <m:r>
           <m:t> </m:t>
         </m:r>
@@ -2322,19 +2334,21 @@
             </m:r>
           </m:e>
         </m:nary>
-        <m:d>
-          <m:dPr>
-            <m:begChr m:val="("/>
-            <m:sepChr m:val=""/>
-            <m:endChr m:val=")"/>
-            <m:grow/>
-          </m:dPr>
-          <m:e>
-            <m:r>
-              <m:t>x</m:t>
-            </m:r>
-          </m:e>
-        </m:d>
+        <m:r>
+          <m:rPr>
+            <m:sty m:val="p"/>
+          </m:rPr>
+          <m:t>(</m:t>
+        </m:r>
+        <m:r>
+          <m:t>x</m:t>
+        </m:r>
+        <m:r>
+          <m:rPr>
+            <m:sty m:val="p"/>
+          </m:rPr>
+          <m:t>)</m:t>
+        </m:r>
         <m:r>
           <m:t> </m:t>
         </m:r>
@@ -2398,22 +2412,24 @@
             </m:r>
           </m:e>
         </m:nary>
-        <m:d>
-          <m:dPr>
-            <m:begChr m:val="("/>
-            <m:sepChr m:val=""/>
-            <m:endChr m:val=")"/>
-            <m:grow/>
-          </m:dPr>
-          <m:e>
-            <m:r>
-              <m:t>2</m:t>
-            </m:r>
-            <m:r>
-              <m:t>x</m:t>
-            </m:r>
-          </m:e>
-        </m:d>
+        <m:r>
+          <m:rPr>
+            <m:sty m:val="p"/>
+          </m:rPr>
+          <m:t>(</m:t>
+        </m:r>
+        <m:r>
+          <m:t>2</m:t>
+        </m:r>
+        <m:r>
+          <m:t>x</m:t>
+        </m:r>
+        <m:r>
+          <m:rPr>
+            <m:sty m:val="p"/>
+          </m:rPr>
+          <m:t>)</m:t>
+        </m:r>
         <m:r>
           <m:t> </m:t>
         </m:r>
@@ -2477,22 +2493,24 @@
             </m:r>
           </m:e>
         </m:nary>
-        <m:d>
-          <m:dPr>
-            <m:begChr m:val="("/>
-            <m:sepChr m:val=""/>
-            <m:endChr m:val=")"/>
-            <m:grow/>
-          </m:dPr>
-          <m:e>
-            <m:r>
-              <m:t>2</m:t>
-            </m:r>
-            <m:r>
-              <m:t>x</m:t>
-            </m:r>
-          </m:e>
-        </m:d>
+        <m:r>
+          <m:rPr>
+            <m:sty m:val="p"/>
+          </m:rPr>
+          <m:t>(</m:t>
+        </m:r>
+        <m:r>
+          <m:t>2</m:t>
+        </m:r>
+        <m:r>
+          <m:t>x</m:t>
+        </m:r>
+        <m:r>
+          <m:rPr>
+            <m:sty m:val="p"/>
+          </m:rPr>
+          <m:t>)</m:t>
+        </m:r>
         <m:r>
           <m:t> </m:t>
         </m:r>
@@ -2562,22 +2580,24 @@
             </m:r>
           </m:e>
         </m:nary>
-        <m:d>
-          <m:dPr>
-            <m:begChr m:val="("/>
-            <m:sepChr m:val=""/>
-            <m:endChr m:val=")"/>
-            <m:grow/>
-          </m:dPr>
-          <m:e>
-            <m:r>
-              <m:t>3</m:t>
-            </m:r>
-            <m:r>
-              <m:t>x</m:t>
-            </m:r>
-          </m:e>
-        </m:d>
+        <m:r>
+          <m:rPr>
+            <m:sty m:val="p"/>
+          </m:rPr>
+          <m:t>(</m:t>
+        </m:r>
+        <m:r>
+          <m:t>3</m:t>
+        </m:r>
+        <m:r>
+          <m:t>x</m:t>
+        </m:r>
+        <m:r>
+          <m:rPr>
+            <m:sty m:val="p"/>
+          </m:rPr>
+          <m:t>)</m:t>
+        </m:r>
         <m:r>
           <m:t> </m:t>
         </m:r>
@@ -2603,7 +2623,7 @@
       <w:pPr>
         <w:pStyle w:val="FirstParagraph"/>
       </w:pPr>
-      <w:hyperlink r:id="rId23">
+      <w:hyperlink r:id="rId12">
         <w:r>
           <w:rPr>
             <w:rStyle w:val="Hyperlink"/>
@@ -2619,8 +2639,8 @@
         </w:pict>
       </w:r>
     </w:p>
-    <w:bookmarkEnd w:id="24"/>
-    <w:bookmarkStart w:id="26" w:name="version-history-and-licensing"/>
+    <w:bookmarkEnd w:id="13"/>
+    <w:bookmarkStart w:id="15" w:name="version-history-and-licensing"/>
     <w:p>
       <w:pPr>
         <w:pStyle w:val="Heading2"/>
@@ -2641,7 +2661,7 @@
       <w:pPr>
         <w:pStyle w:val="BodyText"/>
       </w:pPr>
-      <w:hyperlink r:id="rId25">
+      <w:hyperlink r:id="rId14">
         <w:r>
           <w:rPr>
             <w:rStyle w:val="Hyperlink"/>
@@ -2650,7 +2670,7 @@
         </w:r>
       </w:hyperlink>
     </w:p>
-    <w:bookmarkEnd w:id="26"/>
+    <w:bookmarkEnd w:id="15"/>
     <w:sectPr>
       <w:pgSz w:h="15840" w:w="12240"/>
       <w:pgMar w:bottom="1440" w:footer="720" w:gutter="0" w:header="720" w:left="1440" w:right="1440" w:top="1440"/>
